--- a/assets/templates/MACHOTE_RECHAZO_DEFINITIVO.docx
+++ b/assets/templates/MACHOTE_RECHAZO_DEFINITIVO.docx
@@ -48,7 +48,7 @@
                 <w:sz w:val="22"/>
                 <w:szCs w:val="28"/>
               </w:rPr>
-              <w:t>Fecha:</w:t>
+              <w:t xml:space="preserve">Fecha</w:t>
             </w:r>
           </w:p>
         </w:tc>
@@ -128,7 +128,7 @@
                 <w:sz w:val="22"/>
                 <w:szCs w:val="28"/>
               </w:rPr>
-              <w:t>Trámite:</w:t>
+              <w:t xml:space="preserve">Trámite</w:t>
             </w:r>
           </w:p>
         </w:tc>
@@ -1847,160 +1847,6 @@
       <w:rPr>
         <w:noProof/>
       </w:rPr>
-      <mc:AlternateContent>
-        <mc:Choice Requires="wps">
-          <w:drawing>
-            <wp:anchor distT="0" distB="0" distL="114300" distR="114300" simplePos="0" relativeHeight="251657728" behindDoc="1" locked="0" layoutInCell="1" allowOverlap="1" wp14:anchorId="48016143" wp14:editId="0CCCA4C9">
-              <wp:simplePos x="0" y="0"/>
-              <wp:positionH relativeFrom="column">
-                <wp:align>center</wp:align>
-              </wp:positionH>
-              <wp:positionV relativeFrom="paragraph">
-                <wp:align>center</wp:align>
-              </wp:positionV>
-              <wp:extent cx="5943600" cy="5943600"/>
-              <wp:effectExtent l="771525" t="723900" r="104775" b="76200"/>
-              <wp:wrapNone/>
-              <wp:docPr id="1620148725" name="Cuadro de texto 2"/>
-              <wp:cNvGraphicFramePr>
-                <a:graphicFrameLocks xmlns:a="http://schemas.openxmlformats.org/drawingml/2006/main"/>
-              </wp:cNvGraphicFramePr>
-              <a:graphic xmlns:a="http://schemas.openxmlformats.org/drawingml/2006/main">
-                <a:graphicData uri="http://schemas.microsoft.com/office/word/2010/wordprocessingShape">
-                  <wps:wsp>
-                    <wps:cNvSpPr txBox="1">
-                      <a:spLocks noChangeArrowheads="1" noChangeShapeType="1" noTextEdit="1"/>
-                    </wps:cNvSpPr>
-                    <wps:spPr bwMode="auto">
-                      <a:xfrm rot="18900000">
-                        <a:off x="0" y="0"/>
-                        <a:ext cx="5943600" cy="5943600"/>
-                      </a:xfrm>
-                      <a:prstGeom prst="rect">
-                        <a:avLst/>
-                      </a:prstGeom>
-                      <a:extLst>
-                        <a:ext uri="{91240B29-F687-4F45-9708-019B960494DF}">
-                          <a14:hiddenLine xmlns:a14="http://schemas.microsoft.com/office/drawing/2010/main" w="9525">
-                            <a:solidFill>
-                              <a:srgbClr val="000000"/>
-                            </a:solidFill>
-                            <a:round/>
-                            <a:headEnd/>
-                            <a:tailEnd/>
-                          </a14:hiddenLine>
-                        </a:ext>
-                      </a:extLst>
-                    </wps:spPr>
-                    <wps:txbx>
-                      <w:txbxContent>
-                        <w:p>
-                          <w:pPr>
-                            <w:jc w:val="center"/>
-                            <w:rPr>
-                              <w:rFonts w:ascii="Calibri" w:hAnsi="Calibri" w:cs="Calibri"/>
-                              <w:color w:val="C0C0C0"/>
-                              <w:sz w:val="2"/>
-                              <w:szCs w:val="2"/>
-                              <w14:textFill>
-                                <w14:solidFill>
-                                  <w14:srgbClr w14:val="C0C0C0">
-                                    <w14:alpha w14:val="85000"/>
-                                  </w14:srgbClr>
-                                </w14:solidFill>
-                              </w14:textFill>
-                            </w:rPr>
-                          </w:pPr>
-                          <w:r>
-                            <w:rPr>
-                              <w:rFonts w:ascii="Calibri" w:hAnsi="Calibri" w:cs="Calibri"/>
-                              <w:color w:val="C0C0C0"/>
-                              <w:sz w:val="2"/>
-                              <w:szCs w:val="2"/>
-                              <w14:textFill>
-                                <w14:solidFill>
-                                  <w14:srgbClr w14:val="C0C0C0">
-                                    <w14:alpha w14:val="85000"/>
-                                  </w14:srgbClr>
-                                </w14:solidFill>
-                              </w14:textFill>
-                            </w:rPr>
-                            <w:t>MUESTRA - VISTA PREVIA</w:t>
-                          </w:r>
-                        </w:p>
-                      </w:txbxContent>
-                    </wps:txbx>
-                    <wps:bodyPr wrap="square" numCol="1" fromWordArt="1">
-                      <a:prstTxWarp prst="textPlain">
-                        <a:avLst>
-                          <a:gd name="adj" fmla="val 50000"/>
-                        </a:avLst>
-                      </a:prstTxWarp>
-                      <a:spAutoFit/>
-                    </wps:bodyPr>
-                  </wps:wsp>
-                </a:graphicData>
-              </a:graphic>
-              <wp14:sizeRelH relativeFrom="page">
-                <wp14:pctWidth>0</wp14:pctWidth>
-              </wp14:sizeRelH>
-              <wp14:sizeRelV relativeFrom="page">
-                <wp14:pctHeight>0</wp14:pctHeight>
-              </wp14:sizeRelV>
-            </wp:anchor>
-          </w:drawing>
-        </mc:Choice>
-        <mc:Fallback>
-          <w:pict>
-            <v:shapetype w14:anchorId="48016143" id="_x0000_t202" coordsize="21600,21600" o:spt="202" path="m,l,21600r21600,l21600,xe">
-              <v:stroke joinstyle="miter"/>
-              <v:path gradientshapeok="t" o:connecttype="rect"/>
-            </v:shapetype>
-            <v:shape id="Cuadro de texto 2" o:spid="_x0000_s1026" type="#_x0000_t202" style="position:absolute;margin-left:0;margin-top:0;width:468pt;height:468pt;rotation:-45;z-index:-251658752;visibility:visible;mso-wrap-style:square;mso-width-percent:0;mso-height-percent:0;mso-wrap-distance-left:9pt;mso-wrap-distance-top:0;mso-wrap-distance-right:9pt;mso-wrap-distance-bottom:0;mso-position-horizontal:center;mso-position-horizontal-relative:text;mso-position-vertical:center;mso-position-vertical-relative:text;mso-width-percent:0;mso-height-percent:0;mso-width-relative:page;mso-height-relative:page;v-text-anchor:top" o:gfxdata="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" filled="f" stroked="f">
-              <v:stroke joinstyle="round"/>
-              <o:lock v:ext="edit" shapetype="t"/>
-              <v:textbox style="mso-fit-shape-to-text:t">
-                <w:txbxContent>
-                  <w:p>
-                    <w:pPr>
-                      <w:jc w:val="center"/>
-                      <w:rPr>
-                        <w:rFonts w:ascii="Calibri" w:hAnsi="Calibri" w:cs="Calibri"/>
-                        <w:color w:val="C0C0C0"/>
-                        <w:sz w:val="2"/>
-                        <w:szCs w:val="2"/>
-                        <w14:textFill>
-                          <w14:solidFill>
-                            <w14:srgbClr w14:val="C0C0C0">
-                              <w14:alpha w14:val="85000"/>
-                            </w14:srgbClr>
-                          </w14:solidFill>
-                        </w14:textFill>
-                      </w:rPr>
-                    </w:pPr>
-                    <w:r>
-                      <w:rPr>
-                        <w:rFonts w:ascii="Calibri" w:hAnsi="Calibri" w:cs="Calibri"/>
-                        <w:color w:val="C0C0C0"/>
-                        <w:sz w:val="2"/>
-                        <w:szCs w:val="2"/>
-                        <w14:textFill>
-                          <w14:solidFill>
-                            <w14:srgbClr w14:val="C0C0C0">
-                              <w14:alpha w14:val="85000"/>
-                            </w14:srgbClr>
-                          </w14:solidFill>
-                        </w14:textFill>
-                      </w:rPr>
-                      <w:t>MUESTRA - VISTA PREVIA</w:t>
-                    </w:r>
-                  </w:p>
-                </w:txbxContent>
-              </v:textbox>
-            </v:shape>
-          </w:pict>
-        </mc:Fallback>
-      </mc:AlternateContent>
     </w:r>
   </w:p>
 </w:hdr>

--- a/assets/templates/MACHOTE_RECHAZO_DEFINITIVO.docx
+++ b/assets/templates/MACHOTE_RECHAZO_DEFINITIVO.docx
@@ -2,201 +2,120 @@
 <file path=word/document.xml><?xml version="1.0" encoding="utf-8"?>
 <w:document xmlns:wpc="http://schemas.microsoft.com/office/word/2010/wordprocessingCanvas" xmlns:cx="http://schemas.microsoft.com/office/drawing/2014/chartex" xmlns:cx1="http://schemas.microsoft.com/office/drawing/2015/9/8/chartex" xmlns:cx2="http://schemas.microsoft.com/office/drawing/2015/10/21/chartex" xmlns:cx3="http://schemas.microsoft.com/office/drawing/2016/5/9/chartex" xmlns:cx4="http://schemas.microsoft.com/office/drawing/2016/5/10/chartex" xmlns:cx5="http://schemas.microsoft.com/office/drawing/2016/5/11/chartex" xmlns:cx6="http://schemas.microsoft.com/office/drawing/2016/5/12/chartex" xmlns:cx7="http://schemas.microsoft.com/office/drawing/2016/5/13/chartex" xmlns:cx8="http://schemas.microsoft.com/office/drawing/2016/5/14/chartex" xmlns:mc="http://schemas.openxmlformats.org/markup-compatibility/2006" xmlns:aink="http://schemas.microsoft.com/office/drawing/2016/ink" xmlns:am3d="http://schemas.microsoft.com/office/drawing/2017/model3d" xmlns:o="urn:schemas-microsoft-com:office:office" xmlns:oel="http://schemas.microsoft.com/office/2019/extlst" xmlns:r="http://schemas.openxmlformats.org/officeDocument/2006/relationships" xmlns:m="http://schemas.openxmlformats.org/officeDocument/2006/math" xmlns:v="urn:schemas-microsoft-com:vml" xmlns:wp14="http://schemas.microsoft.com/office/word/2010/wordprocessingDrawing" xmlns:wp="http://schemas.openxmlformats.org/drawingml/2006/wordprocessingDrawing" xmlns:w10="urn:schemas-microsoft-com:office:word" xmlns:w="http://schemas.openxmlformats.org/wordprocessingml/2006/main" xmlns:w14="http://schemas.microsoft.com/office/word/2010/wordml" xmlns:w15="http://schemas.microsoft.com/office/word/2012/wordml" xmlns:w16cei="http://schemas.microsoft.com/office/word/2026/wordml/cei" xmlns:w16cex="http://schemas.microsoft.com/office/word/2018/wordml/cex" xmlns:w16cid="http://schemas.microsoft.com/office/word/2016/wordml/cid" xmlns:w16="http://schemas.microsoft.com/office/word/2018/wordml" xmlns:w16du="http://schemas.microsoft.com/office/word/2023/wordml/word16du" xmlns:w16sdtdh="http://schemas.microsoft.com/office/word/2020/wordml/sdtdatahash" xmlns:w16sdtfl="http://schemas.microsoft.com/office/word/2024/wordml/sdtformatlock" xmlns:w16se="http://schemas.microsoft.com/office/word/2015/wordml/symex" xmlns:wpg="http://schemas.microsoft.com/office/word/2010/wordprocessingGroup" xmlns:wpi="http://schemas.microsoft.com/office/word/2010/wordprocessingInk" xmlns:wne="http://schemas.microsoft.com/office/word/2006/wordml" xmlns:wps="http://schemas.microsoft.com/office/word/2010/wordprocessingShape" mc:Ignorable="w14 w15 w16se w16cid w16 w16cex w16sdtdh w16sdtfl w16du wp14">
   <w:body>
-    <w:tbl>
-      <w:tblPr>
-        <w:tblpPr w:leftFromText="141" w:rightFromText="141" w:vertAnchor="text" w:horzAnchor="margin" w:tblpXSpec="right" w:tblpY="-72"/>
-        <w:tblW w:w="0" w:type="auto"/>
-        <w:tblLook w:val="04A0" w:firstRow="1" w:lastRow="0" w:firstColumn="1" w:lastColumn="0" w:noHBand="0" w:noVBand="1"/>
-      </w:tblPr>
-      <w:tblGrid>
-        <w:gridCol w:w="888"/>
-        <w:gridCol w:w="2026"/>
-      </w:tblGrid>
-      <w:tr>
-        <w:tc>
-          <w:tcPr>
-            <w:tcW w:w="0" w:type="auto"/>
-            <w:tcBorders>
-              <w:top w:val="nil"/>
-              <w:left w:val="nil"/>
-              <w:bottom w:val="nil"/>
-              <w:right w:val="nil"/>
-            </w:tcBorders>
-            <w:tcMar>
-              <w:top w:w="10" w:type="dxa"/>
-              <w:left w:w="10" w:type="dxa"/>
-              <w:bottom w:w="10" w:type="dxa"/>
-              <w:right w:w="10" w:type="dxa"/>
-            </w:tcMar>
-          </w:tcPr>
-          <w:p>
-            <w:pPr>
-              <w:spacing w:line="360" w:lineRule="auto"/>
-              <w:jc w:val="right"/>
-              <w:rPr>
-                <w:rFonts w:cs="Arial"/>
-                <w:b/>
-                <w:sz w:val="22"/>
-                <w:szCs w:val="28"/>
-              </w:rPr>
-            </w:pPr>
-            <w:r>
-              <w:rPr>
-                <w:rFonts w:cs="Arial"/>
-                <w:b/>
-                <w:color w:val="1F1F1F"/>
-                <w:sz w:val="22"/>
-                <w:szCs w:val="28"/>
-              </w:rPr>
-              <w:t xml:space="preserve">Fecha</w:t>
-            </w:r>
-          </w:p>
-        </w:tc>
-        <w:tc>
-          <w:tcPr>
-            <w:tcW w:w="0" w:type="auto"/>
-            <w:tcBorders>
-              <w:top w:val="nil"/>
-              <w:left w:val="nil"/>
-              <w:bottom w:val="nil"/>
-              <w:right w:val="nil"/>
-            </w:tcBorders>
-            <w:tcMar>
-              <w:top w:w="10" w:type="dxa"/>
-              <w:left w:w="10" w:type="dxa"/>
-              <w:bottom w:w="10" w:type="dxa"/>
-              <w:right w:w="10" w:type="dxa"/>
-            </w:tcMar>
-          </w:tcPr>
-          <w:p>
-            <w:pPr>
-              <w:spacing w:line="360" w:lineRule="auto"/>
-              <w:jc w:val="right"/>
-              <w:rPr>
-                <w:rFonts w:cs="Arial"/>
-                <w:b/>
-                <w:sz w:val="22"/>
-                <w:szCs w:val="28"/>
-              </w:rPr>
-            </w:pPr>
-            <w:r>
-              <w:rPr>
-                <w:rFonts w:cs="Arial"/>
-                <w:b/>
-                <w:color w:val="1F1F1F"/>
-                <w:sz w:val="22"/>
-                <w:szCs w:val="28"/>
-              </w:rPr>
-              <w:t>09 de julio del 2026</w:t>
-            </w:r>
-          </w:p>
-        </w:tc>
-      </w:tr>
-      <w:tr>
-        <w:tc>
-          <w:tcPr>
-            <w:tcW w:w="0" w:type="auto"/>
-            <w:tcBorders>
-              <w:top w:val="nil"/>
-              <w:left w:val="nil"/>
-              <w:bottom w:val="nil"/>
-              <w:right w:val="nil"/>
-            </w:tcBorders>
-            <w:tcMar>
-              <w:top w:w="10" w:type="dxa"/>
-              <w:left w:w="10" w:type="dxa"/>
-              <w:bottom w:w="10" w:type="dxa"/>
-              <w:right w:w="10" w:type="dxa"/>
-            </w:tcMar>
-          </w:tcPr>
-          <w:p>
-            <w:pPr>
-              <w:spacing w:line="360" w:lineRule="auto"/>
-              <w:jc w:val="right"/>
-              <w:rPr>
-                <w:rFonts w:cs="Arial"/>
-                <w:b/>
-                <w:sz w:val="22"/>
-                <w:szCs w:val="28"/>
-              </w:rPr>
-            </w:pPr>
-            <w:r>
-              <w:rPr>
-                <w:rFonts w:cs="Arial"/>
-                <w:b/>
-                <w:color w:val="1F1F1F"/>
-                <w:sz w:val="22"/>
-                <w:szCs w:val="28"/>
-              </w:rPr>
-              <w:t xml:space="preserve">Trámite</w:t>
-            </w:r>
-          </w:p>
-        </w:tc>
-        <w:tc>
-          <w:tcPr>
-            <w:tcW w:w="0" w:type="auto"/>
-            <w:tcBorders>
-              <w:top w:val="nil"/>
-              <w:left w:val="nil"/>
-              <w:bottom w:val="nil"/>
-              <w:right w:val="nil"/>
-            </w:tcBorders>
-            <w:tcMar>
-              <w:top w:w="10" w:type="dxa"/>
-              <w:left w:w="10" w:type="dxa"/>
-              <w:bottom w:w="10" w:type="dxa"/>
-              <w:right w:w="10" w:type="dxa"/>
-            </w:tcMar>
-          </w:tcPr>
-          <w:p>
-            <w:pPr>
-              <w:spacing w:line="360" w:lineRule="auto"/>
-              <w:jc w:val="right"/>
-              <w:rPr>
-                <w:rFonts w:cs="Arial"/>
-                <w:b/>
-                <w:sz w:val="22"/>
-                <w:szCs w:val="28"/>
-              </w:rPr>
-            </w:pPr>
-            <w:r>
-              <w:rPr>
-                <w:rFonts w:cs="Arial"/>
-                <w:b/>
-                <w:color w:val="1F1F1F"/>
-                <w:sz w:val="22"/>
-                <w:szCs w:val="28"/>
-              </w:rPr>
-              <w:t>MS-VDCT-01-2026</w:t>
-            </w:r>
-          </w:p>
-        </w:tc>
-      </w:tr>
-    </w:tbl>
     <w:p>
       <w:pPr>
+        <w:spacing w:line="360" w:lineRule="auto"/>
+        <w:jc w:val="right"/>
         <w:rPr>
-          <w:rFonts w:cs="Arial"/>
+          <w:b/>
+          <w:bCs/>
+          <w:sz w:val="22"/>
         </w:rPr>
       </w:pPr>
+      <w:r>
+        <w:rPr>
+          <w:b/>
+          <w:bCs/>
+          <w:sz w:val="22"/>
+        </w:rPr>
+        <w:t>Fecha:</w:t>
+      </w:r>
+      <w:r>
+        <w:rPr>
+          <w:b/>
+          <w:bCs/>
+          <w:sz w:val="22"/>
+        </w:rPr>
+        <w:tab/>
+        <w:t xml:space="preserve"> 09 de julio del 2026</w:t>
+      </w:r>
     </w:p>
     <w:p>
       <w:pPr>
+        <w:spacing w:line="360" w:lineRule="auto"/>
+        <w:jc w:val="right"/>
         <w:rPr>
-          <w:rFonts w:cs="Arial"/>
+          <w:b/>
+          <w:bCs/>
+          <w:sz w:val="22"/>
         </w:rPr>
       </w:pPr>
+      <w:r>
+        <w:rPr>
+          <w:b/>
+          <w:bCs/>
+          <w:sz w:val="22"/>
+        </w:rPr>
+        <w:t>Trámite: MS-VDCT-01-2026</w:t>
+      </w:r>
     </w:p>
     <w:p>
       <w:pPr>
+        <w:spacing w:line="360" w:lineRule="auto"/>
         <w:rPr>
-          <w:rFonts w:cs="Arial"/>
+          <w:b/>
+          <w:bCs/>
+          <w:sz w:val="22"/>
         </w:rPr>
       </w:pPr>
+      <w:r>
+        <w:rPr>
+          <w:b/>
+          <w:bCs/>
+          <w:sz w:val="22"/>
+        </w:rPr>
+        <w:t xml:space="preserve">Solicitante: </w:t>
+      </w:r>
     </w:p>
     <w:p>
       <w:pPr>
-        <w:spacing w:line="276" w:lineRule="auto"/>
+        <w:spacing w:line="360" w:lineRule="auto"/>
+        <w:rPr>
+          <w:b/>
+          <w:bCs/>
+          <w:sz w:val="22"/>
+        </w:rPr>
+      </w:pPr>
+      <w:r>
+        <w:rPr>
+          <w:b/>
+          <w:bCs/>
+          <w:sz w:val="22"/>
+        </w:rPr>
+        <w:t xml:space="preserve">Folio Real: </w:t>
+      </w:r>
+      <w:r>
+        <w:rPr>
+          <w:b/>
+          <w:bCs/>
+          <w:sz w:val="22"/>
+        </w:rPr>
+        <w:tab/>
+      </w:r>
+    </w:p>
+    <w:p>
+      <w:pPr>
+        <w:spacing w:line="360" w:lineRule="auto"/>
+        <w:rPr>
+          <w:b/>
+          <w:bCs/>
+          <w:sz w:val="22"/>
+        </w:rPr>
+      </w:pPr>
+      <w:r>
+        <w:rPr>
+          <w:b/>
+          <w:bCs/>
+          <w:sz w:val="22"/>
+        </w:rPr>
+        <w:t xml:space="preserve">Resultado: </w:t>
+      </w:r>
+    </w:p>
+    <w:p>
+      <w:pPr>
+        <w:keepNext/>
+        <w:spacing w:after="120"/>
+        <w:jc w:val="center"/>
         <w:rPr>
           <w:rFonts w:cs="Arial"/>
         </w:rPr>
@@ -255,294 +174,48 @@
     </w:tbl>
     <w:p>
       <w:pPr>
-        <w:keepNext/>
-        <w:spacing w:after="120"/>
-        <w:jc w:val="center"/>
+        <w:spacing w:before="40" w:after="100"/>
         <w:rPr>
           <w:rFonts w:cs="Arial"/>
+          <w:color w:val="1F1F1F"/>
+          <w:sz w:val="22"/>
+          <w:szCs w:val="28"/>
         </w:rPr>
       </w:pPr>
     </w:p>
-    <w:tbl>
-      <w:tblPr>
-        <w:tblW w:w="0" w:type="auto"/>
-        <w:jc w:val="center"/>
-        <w:tblLayout w:type="fixed"/>
-        <w:tblLook w:val="04A0" w:firstRow="1" w:lastRow="0" w:firstColumn="1" w:lastColumn="0" w:noHBand="0" w:noVBand="1"/>
-      </w:tblPr>
-      <w:tblGrid>
-        <w:gridCol w:w="2835"/>
-        <w:gridCol w:w="2551"/>
-      </w:tblGrid>
-      <w:tr>
-        <w:trPr>
-          <w:jc w:val="center"/>
-        </w:trPr>
-        <w:tc>
-          <w:tcPr>
-            <w:tcW w:w="2835" w:type="dxa"/>
-            <w:tcBorders>
-              <w:top w:val="single" w:sz="5" w:space="0" w:color="00583E"/>
-              <w:left w:val="single" w:sz="5" w:space="0" w:color="00583E"/>
-              <w:bottom w:val="single" w:sz="5" w:space="0" w:color="00583E"/>
-              <w:right w:val="single" w:sz="5" w:space="0" w:color="00583E"/>
-            </w:tcBorders>
-            <w:tcMar>
-              <w:top w:w="45" w:type="dxa"/>
-              <w:left w:w="90" w:type="dxa"/>
-              <w:bottom w:w="45" w:type="dxa"/>
-              <w:right w:w="90" w:type="dxa"/>
-            </w:tcMar>
-          </w:tcPr>
-          <w:p>
-            <w:pPr>
-              <w:rPr>
-                <w:rFonts w:cs="Arial"/>
-                <w:color w:val="000000" w:themeColor="text1"/>
-                <w:sz w:val="22"/>
-                <w:szCs w:val="28"/>
-              </w:rPr>
-            </w:pPr>
-            <w:r>
-              <w:rPr>
-                <w:rFonts w:cs="Arial"/>
-                <w:b/>
-                <w:color w:val="000000" w:themeColor="text1"/>
-                <w:sz w:val="22"/>
-                <w:szCs w:val="28"/>
-              </w:rPr>
-              <w:t>Solicitante:</w:t>
-            </w:r>
-          </w:p>
-        </w:tc>
-        <w:tc>
-          <w:tcPr>
-            <w:tcW w:w="2551" w:type="dxa"/>
-            <w:tcBorders>
-              <w:top w:val="single" w:sz="5" w:space="0" w:color="00583E"/>
-              <w:left w:val="single" w:sz="5" w:space="0" w:color="00583E"/>
-              <w:bottom w:val="single" w:sz="5" w:space="0" w:color="00583E"/>
-              <w:right w:val="single" w:sz="5" w:space="0" w:color="00583E"/>
-            </w:tcBorders>
-            <w:tcMar>
-              <w:top w:w="45" w:type="dxa"/>
-              <w:left w:w="90" w:type="dxa"/>
-              <w:bottom w:w="45" w:type="dxa"/>
-              <w:right w:w="90" w:type="dxa"/>
-            </w:tcMar>
-          </w:tcPr>
-          <w:p>
-            <w:pPr>
-              <w:rPr>
-                <w:rFonts w:cs="Arial"/>
-                <w:sz w:val="22"/>
-                <w:szCs w:val="28"/>
-              </w:rPr>
-            </w:pPr>
-            <w:r>
-              <w:rPr>
-                <w:rFonts w:cs="Arial"/>
-                <w:color w:val="1F1F1F"/>
-                <w:sz w:val="22"/>
-                <w:szCs w:val="28"/>
-              </w:rPr>
-              <w:t>Chacón Arce Roberto</w:t>
-            </w:r>
-          </w:p>
-        </w:tc>
-      </w:tr>
-      <w:tr>
-        <w:trPr>
-          <w:jc w:val="center"/>
-        </w:trPr>
-        <w:tc>
-          <w:tcPr>
-            <w:tcW w:w="2835" w:type="dxa"/>
-            <w:tcBorders>
-              <w:top w:val="single" w:sz="5" w:space="0" w:color="00583E"/>
-              <w:left w:val="single" w:sz="5" w:space="0" w:color="00583E"/>
-              <w:bottom w:val="single" w:sz="5" w:space="0" w:color="00583E"/>
-              <w:right w:val="single" w:sz="5" w:space="0" w:color="00583E"/>
-            </w:tcBorders>
-            <w:tcMar>
-              <w:top w:w="45" w:type="dxa"/>
-              <w:left w:w="90" w:type="dxa"/>
-              <w:bottom w:w="45" w:type="dxa"/>
-              <w:right w:w="90" w:type="dxa"/>
-            </w:tcMar>
-          </w:tcPr>
-          <w:p>
-            <w:pPr>
-              <w:rPr>
-                <w:rFonts w:cs="Arial"/>
-                <w:color w:val="000000" w:themeColor="text1"/>
-                <w:sz w:val="22"/>
-                <w:szCs w:val="28"/>
-              </w:rPr>
-            </w:pPr>
-            <w:r>
-              <w:rPr>
-                <w:rFonts w:cs="Arial"/>
-                <w:b/>
-                <w:color w:val="000000" w:themeColor="text1"/>
-                <w:sz w:val="22"/>
-                <w:szCs w:val="28"/>
-              </w:rPr>
-              <w:t>Folio real:</w:t>
-            </w:r>
-          </w:p>
-        </w:tc>
-        <w:tc>
-          <w:tcPr>
-            <w:tcW w:w="2551" w:type="dxa"/>
-            <w:tcBorders>
-              <w:top w:val="single" w:sz="5" w:space="0" w:color="00583E"/>
-              <w:left w:val="single" w:sz="5" w:space="0" w:color="00583E"/>
-              <w:bottom w:val="single" w:sz="5" w:space="0" w:color="00583E"/>
-              <w:right w:val="single" w:sz="5" w:space="0" w:color="00583E"/>
-            </w:tcBorders>
-            <w:tcMar>
-              <w:top w:w="45" w:type="dxa"/>
-              <w:left w:w="90" w:type="dxa"/>
-              <w:bottom w:w="45" w:type="dxa"/>
-              <w:right w:w="90" w:type="dxa"/>
-            </w:tcMar>
-          </w:tcPr>
-          <w:p>
-            <w:pPr>
-              <w:rPr>
-                <w:rFonts w:cs="Arial"/>
-                <w:sz w:val="22"/>
-                <w:szCs w:val="28"/>
-              </w:rPr>
-            </w:pPr>
-            <w:r>
-              <w:rPr>
-                <w:rFonts w:cs="Arial"/>
-                <w:color w:val="1F1F1F"/>
-                <w:sz w:val="22"/>
-                <w:szCs w:val="28"/>
-              </w:rPr>
-              <w:t>4 151276-000</w:t>
-            </w:r>
-          </w:p>
-        </w:tc>
-      </w:tr>
-      <w:tr>
-        <w:trPr>
-          <w:jc w:val="center"/>
-        </w:trPr>
-        <w:tc>
-          <w:tcPr>
-            <w:tcW w:w="2835" w:type="dxa"/>
-            <w:tcBorders>
-              <w:top w:val="single" w:sz="5" w:space="0" w:color="00583E"/>
-              <w:left w:val="single" w:sz="5" w:space="0" w:color="00583E"/>
-              <w:bottom w:val="single" w:sz="5" w:space="0" w:color="00583E"/>
-              <w:right w:val="single" w:sz="5" w:space="0" w:color="00583E"/>
-            </w:tcBorders>
-            <w:tcMar>
-              <w:top w:w="45" w:type="dxa"/>
-              <w:left w:w="90" w:type="dxa"/>
-              <w:bottom w:w="45" w:type="dxa"/>
-              <w:right w:w="90" w:type="dxa"/>
-            </w:tcMar>
-          </w:tcPr>
-          <w:p>
-            <w:pPr>
-              <w:rPr>
-                <w:rFonts w:cs="Arial"/>
-                <w:color w:val="000000" w:themeColor="text1"/>
-                <w:sz w:val="22"/>
-                <w:szCs w:val="28"/>
-              </w:rPr>
-            </w:pPr>
-            <w:r>
-              <w:rPr>
-                <w:rFonts w:cs="Arial"/>
-                <w:b/>
-                <w:color w:val="000000" w:themeColor="text1"/>
-                <w:sz w:val="22"/>
-                <w:szCs w:val="28"/>
-              </w:rPr>
-              <w:t>Resultado:</w:t>
-            </w:r>
-          </w:p>
-        </w:tc>
-        <w:tc>
-          <w:tcPr>
-            <w:tcW w:w="2551" w:type="dxa"/>
-            <w:tcBorders>
-              <w:top w:val="single" w:sz="5" w:space="0" w:color="00583E"/>
-              <w:left w:val="single" w:sz="5" w:space="0" w:color="00583E"/>
-              <w:bottom w:val="single" w:sz="5" w:space="0" w:color="00583E"/>
-              <w:right w:val="single" w:sz="5" w:space="0" w:color="00583E"/>
-            </w:tcBorders>
-            <w:tcMar>
-              <w:top w:w="45" w:type="dxa"/>
-              <w:left w:w="90" w:type="dxa"/>
-              <w:bottom w:w="45" w:type="dxa"/>
-              <w:right w:w="90" w:type="dxa"/>
-            </w:tcMar>
-          </w:tcPr>
-          <w:p>
-            <w:pPr>
-              <w:rPr>
-                <w:rFonts w:cs="Arial"/>
-                <w:sz w:val="22"/>
-                <w:szCs w:val="28"/>
-              </w:rPr>
-            </w:pPr>
-            <w:r>
-              <w:rPr>
-                <w:rFonts w:cs="Arial"/>
-                <w:b/>
-                <w:color w:val="C82128"/>
-                <w:sz w:val="22"/>
-                <w:szCs w:val="28"/>
-              </w:rPr>
-              <w:t>RECHAZADO</w:t>
-            </w:r>
-          </w:p>
-        </w:tc>
-      </w:tr>
-    </w:tbl>
     <w:p>
       <w:pPr>
-        <w:keepNext/>
-        <w:pBdr>
-          <w:bottom w:val="single" w:sz="6" w:space="0" w:color="00583E"/>
-        </w:pBdr>
-        <w:spacing w:before="100" w:after="40"/>
+        <w:spacing w:before="40" w:after="100"/>
         <w:rPr>
           <w:rFonts w:cs="Arial"/>
+          <w:b/>
+          <w:bCs/>
           <w:color w:val="EE0000"/>
+          <w:sz w:val="22"/>
+          <w:szCs w:val="28"/>
         </w:rPr>
       </w:pPr>
       <w:r>
         <w:rPr>
           <w:rFonts w:cs="Arial"/>
           <w:b/>
+          <w:bCs/>
           <w:color w:val="EE0000"/>
-          <w:sz w:val="20"/>
+          <w:sz w:val="22"/>
+          <w:szCs w:val="28"/>
         </w:rPr>
         <w:t>OBSERVACIONES</w:t>
       </w:r>
     </w:p>
     <w:p>
       <w:pPr>
-        <w:spacing w:before="40" w:after="100"/>
-        <w:rPr>
-          <w:rFonts w:cs="Arial"/>
-          <w:color w:val="1F1F1F"/>
-          <w:sz w:val="20"/>
-          <w:szCs w:val="24"/>
-        </w:rPr>
-      </w:pPr>
-    </w:p>
-    <w:p>
-      <w:pPr>
-        <w:spacing w:before="40" w:after="100"/>
+        <w:pStyle w:val="Prrafodelista"/>
+        <w:numPr>
+          <w:ilvl w:val="0"/>
+          <w:numId w:val="10"/>
+        </w:numPr>
+        <w:spacing w:before="40" w:after="100" w:line="360" w:lineRule="auto"/>
+        <w:ind w:left="284" w:hanging="284"/>
         <w:rPr>
           <w:rFonts w:cs="Arial"/>
           <w:color w:val="1F1F1F"/>
@@ -557,20 +230,56 @@
           <w:sz w:val="22"/>
           <w:szCs w:val="28"/>
         </w:rPr>
-        <w:t>1.  Según inspección de campo debe correr cerca del centro de calle a 8 metros</w:t>
+        <w:t>Ancho de Calle difiere de titulo</w:t>
       </w:r>
     </w:p>
     <w:p>
       <w:pPr>
-        <w:spacing w:before="40" w:after="100"/>
+        <w:pStyle w:val="Prrafodelista"/>
+        <w:numPr>
+          <w:ilvl w:val="0"/>
+          <w:numId w:val="10"/>
+        </w:numPr>
+        <w:spacing w:before="40" w:after="100" w:line="360" w:lineRule="auto"/>
+        <w:ind w:left="284" w:hanging="284"/>
         <w:rPr>
           <w:rFonts w:cs="Arial"/>
+          <w:color w:val="1F1F1F"/>
+          <w:sz w:val="22"/>
+          <w:szCs w:val="28"/>
         </w:rPr>
       </w:pPr>
+      <w:r>
+        <w:rPr>
+          <w:rFonts w:cs="Arial"/>
+          <w:color w:val="1F1F1F"/>
+          <w:sz w:val="22"/>
+          <w:szCs w:val="28"/>
+        </w:rPr>
+        <w:t>Ac</w:t>
+      </w:r>
+      <w:r>
+        <w:rPr>
+          <w:rFonts w:cs="Arial"/>
+          <w:color w:val="1F1F1F"/>
+          <w:sz w:val="22"/>
+          <w:szCs w:val="28"/>
+        </w:rPr>
+        <w:t>c</w:t>
+      </w:r>
+      <w:r>
+        <w:rPr>
+          <w:rFonts w:cs="Arial"/>
+          <w:color w:val="1F1F1F"/>
+          <w:sz w:val="22"/>
+          <w:szCs w:val="28"/>
+        </w:rPr>
+        <w:t>eso excepcional no procede</w:t>
+      </w:r>
     </w:p>
     <w:tbl>
       <w:tblPr>
-        <w:tblW w:w="0" w:type="auto"/>
+        <w:tblW w:w="10858" w:type="dxa"/>
         <w:jc w:val="center"/>
         <w:tblBorders>
           <w:top w:val="single" w:sz="8" w:space="0" w:color="244061" w:themeColor="accent1" w:themeShade="80"/>
@@ -584,8 +293,7 @@
         <w:tblLook w:val="04A0" w:firstRow="1" w:lastRow="0" w:firstColumn="1" w:lastColumn="0" w:noHBand="0" w:noVBand="1"/>
       </w:tblPr>
       <w:tblGrid>
-        <w:gridCol w:w="5429"/>
-        <w:gridCol w:w="5429"/>
+        <w:gridCol w:w="10858"/>
       </w:tblGrid>
       <w:tr>
         <w:trPr>
@@ -593,7 +301,7 @@
         </w:trPr>
         <w:tc>
           <w:tcPr>
-            <w:tcW w:w="5429" w:type="dxa"/>
+            <w:tcW w:w="10858" w:type="dxa"/>
             <w:shd w:val="clear" w:color="auto" w:fill="E6B254"/>
             <w:tcMar>
               <w:top w:w="55" w:type="dxa"/>
@@ -634,36 +342,6 @@
                 <w:color w:val="FFFFFF" w:themeColor="background1"/>
                 <w:szCs w:val="18"/>
               </w:rPr>
-              <w:t>●</w:t>
-            </w:r>
-          </w:p>
-        </w:tc>
-        <w:tc>
-          <w:tcPr>
-            <w:tcW w:w="5429" w:type="dxa"/>
-            <w:shd w:val="clear" w:color="auto" w:fill="E6B254"/>
-            <w:tcMar>
-              <w:top w:w="55" w:type="dxa"/>
-              <w:left w:w="70" w:type="dxa"/>
-              <w:bottom w:w="55" w:type="dxa"/>
-              <w:right w:w="70" w:type="dxa"/>
-            </w:tcMar>
-          </w:tcPr>
-          <w:p>
-            <w:pPr>
-              <w:jc w:val="center"/>
-              <w:rPr>
-                <w:rFonts w:cs="Arial"/>
-                <w:color w:val="FFFFFF" w:themeColor="background1"/>
-                <w:szCs w:val="18"/>
-              </w:rPr>
-            </w:pPr>
-            <w:r>
-              <w:rPr>
-                <w:rFonts w:cs="Arial"/>
-                <w:color w:val="FFFFFF" w:themeColor="background1"/>
-                <w:szCs w:val="18"/>
-              </w:rPr>
               <w:t xml:space="preserve">● </w:t>
             </w:r>
             <w:r>
@@ -692,7 +370,7 @@
         </w:trPr>
         <w:tc>
           <w:tcPr>
-            <w:tcW w:w="5429" w:type="dxa"/>
+            <w:tcW w:w="10858" w:type="dxa"/>
             <w:tcMar>
               <w:top w:w="70" w:type="dxa"/>
               <w:left w:w="90" w:type="dxa"/>
@@ -703,51 +381,121 @@
           <w:p>
             <w:pPr>
               <w:spacing w:line="276" w:lineRule="auto"/>
+              <w:jc w:val="both"/>
               <w:rPr>
-                <w:rFonts w:cs="Arial"/>
                 <w:sz w:val="20"/>
-                <w:szCs w:val="28"/>
+                <w:szCs w:val="20"/>
               </w:rPr>
             </w:pPr>
             <w:r>
               <w:rPr>
-                <w:rFonts w:cs="Arial"/>
-                <w:color w:val="1F1F1F"/>
                 <w:sz w:val="20"/>
-                <w:szCs w:val="28"/>
+                <w:szCs w:val="20"/>
               </w:rPr>
-              <w:t>1- La decisión se sustenta en la diferencia identificada durante la inspección de campo respecto de la ubicación y condición observada junto al centro de la vía. La observación deberá ser atendida antes de continuar con el trámite.</w:t>
+              <w:t xml:space="preserve">1- Ancho según plano: 2.00 m. Ancho inspeccionado: 0.00 m. Diferencia: -2.00 m. / Fun, </w:t>
+            </w:r>
+            <w:proofErr w:type="spellStart"/>
+            <w:r>
+              <w:rPr>
+                <w:sz w:val="20"/>
+                <w:szCs w:val="20"/>
+              </w:rPr>
+              <w:t>Juridico</w:t>
+            </w:r>
+            <w:proofErr w:type="spellEnd"/>
+            <w:r>
+              <w:rPr>
+                <w:sz w:val="20"/>
+                <w:szCs w:val="20"/>
+              </w:rPr>
+              <w:t xml:space="preserve"> : ley de caminos</w:t>
             </w:r>
           </w:p>
-        </w:tc>
-        <w:tc>
-          <w:tcPr>
-            <w:tcW w:w="5429" w:type="dxa"/>
-            <w:tcMar>
-              <w:top w:w="70" w:type="dxa"/>
-              <w:left w:w="90" w:type="dxa"/>
-              <w:bottom w:w="70" w:type="dxa"/>
-              <w:right w:w="90" w:type="dxa"/>
-            </w:tcMar>
-          </w:tcPr>
           <w:p>
             <w:pPr>
-              <w:spacing w:line="276" w:lineRule="auto"/>
+              <w:spacing w:before="240" w:line="276" w:lineRule="auto"/>
+              <w:jc w:val="both"/>
               <w:rPr>
-                <w:rFonts w:cs="Arial"/>
                 <w:sz w:val="20"/>
-                <w:szCs w:val="28"/>
+                <w:szCs w:val="20"/>
               </w:rPr>
             </w:pPr>
             <w:r>
               <w:rPr>
+                <w:sz w:val="20"/>
+                <w:szCs w:val="20"/>
+              </w:rPr>
+              <w:t>2- Acceso excepcional ubicado fuera del cuadrante urbano. No cumple con los requisitos establecidos</w:t>
+            </w:r>
+            <w:r>
+              <w:rPr>
                 <w:rFonts w:cs="Arial"/>
-                <w:color w:val="1F1F1F"/>
                 <w:sz w:val="20"/>
-                <w:szCs w:val="28"/>
+                <w:szCs w:val="20"/>
               </w:rPr>
-              <w:t>Ley General de Caminos Públicos N.º 5060 - Artículo 32. Nadie tendrá derecho a cerrar parcial o totalmente o a estrechar, cercando o edificando, caminos o calles entregados al servicio público, salvo los supuestos legalmente establecidos.</w:t>
+              <w:t xml:space="preserve"> / Fund. </w:t>
             </w:r>
+            <w:proofErr w:type="spellStart"/>
+            <w:r>
+              <w:rPr>
+                <w:rFonts w:cs="Arial"/>
+                <w:sz w:val="20"/>
+                <w:szCs w:val="20"/>
+              </w:rPr>
+              <w:t>Juidico</w:t>
+            </w:r>
+            <w:proofErr w:type="spellEnd"/>
+            <w:r>
+              <w:rPr>
+                <w:rFonts w:cs="Arial"/>
+                <w:sz w:val="20"/>
+                <w:szCs w:val="20"/>
+              </w:rPr>
+              <w:t xml:space="preserve"> -</w:t>
+            </w:r>
+            <w:proofErr w:type="spellStart"/>
+            <w:r>
+              <w:rPr>
+                <w:rFonts w:cs="Arial"/>
+                <w:sz w:val="20"/>
+                <w:szCs w:val="20"/>
+              </w:rPr>
+              <w:t>RFU</w:t>
+            </w:r>
+            <w:proofErr w:type="spellEnd"/>
+            <w:r>
+              <w:rPr>
+                <w:rFonts w:cs="Arial"/>
+                <w:sz w:val="20"/>
+                <w:szCs w:val="20"/>
+              </w:rPr>
+              <w:t xml:space="preserve">: </w:t>
+            </w:r>
+            <w:r>
+              <w:rPr>
+                <w:rFonts w:cs="Arial"/>
+                <w:sz w:val="20"/>
+                <w:szCs w:val="20"/>
+              </w:rPr>
+              <w:t>A</w:t>
+            </w:r>
+            <w:r>
+              <w:rPr>
+                <w:sz w:val="20"/>
+                <w:szCs w:val="20"/>
+              </w:rPr>
+              <w:t>RTÍCULO 24. Ubicación del acceso excepcional para uso residencial. Los accesos excepcionales para uso residencial se permiten únicamente dentro de los cuadrantes urbanos y en las áreas de expansión de estos, los cuales podrán ser delimitados por las municipalidades mediante el “Protocolo para la Delimitación de Cuadrantes Urbanos y sus Áreas de Expansión” del INVU, de conformidad con el Transitorio Segundo, Cuadrantes de la Ciudad, del presente reglamento.</w:t>
+            </w:r>
+          </w:p>
+          <w:p>
+            <w:pPr>
+              <w:spacing w:before="240" w:line="276" w:lineRule="auto"/>
+              <w:jc w:val="both"/>
+              <w:rPr>
+                <w:sz w:val="20"/>
+                <w:szCs w:val="20"/>
+              </w:rPr>
+            </w:pPr>
           </w:p>
         </w:tc>
       </w:tr>
@@ -757,6 +505,18 @@
         <w:spacing w:before="80" w:after="80"/>
         <w:rPr>
           <w:rFonts w:cs="Arial"/>
+          <w:b/>
+          <w:color w:val="00583E"/>
+          <w:szCs w:val="24"/>
+        </w:rPr>
+      </w:pPr>
+    </w:p>
+    <w:p>
+      <w:pPr>
+        <w:spacing w:before="80" w:after="80"/>
+        <w:rPr>
+          <w:rFonts w:cs="Arial"/>
+          <w:b/>
           <w:sz w:val="20"/>
           <w:szCs w:val="24"/>
         </w:rPr>
@@ -765,16 +525,24 @@
         <w:rPr>
           <w:rFonts w:cs="Arial"/>
           <w:b/>
-          <w:color w:val="00583E"/>
+          <w:color w:val="EE0000"/>
           <w:szCs w:val="24"/>
         </w:rPr>
-        <w:t xml:space="preserve">NOTA: </w:t>
+        <w:t>NOTA</w:t>
       </w:r>
       <w:r>
         <w:rPr>
           <w:rFonts w:cs="Arial"/>
           <w:b/>
-          <w:bCs/>
+          <w:color w:val="00583E"/>
+          <w:szCs w:val="24"/>
+        </w:rPr>
+        <w:t xml:space="preserve">: </w:t>
+      </w:r>
+      <w:r>
+        <w:rPr>
+          <w:rFonts w:cs="Arial"/>
+          <w:b/>
           <w:color w:val="1F1F1F"/>
         </w:rPr>
         <w:t>EL TRÁMITE QUEDA SUJETO A NUEVA INSPECCIÓN, UNA VEZ SUBSANADOS LOS DEFECTOS INDICADOS.</w:t>
@@ -822,202 +590,195 @@
     </w:p>
     <w:p>
       <w:pPr>
-        <w:spacing w:after="20"/>
+        <w:tabs>
+          <w:tab w:val="left" w:pos="9135"/>
+        </w:tabs>
+        <w:spacing w:before="120" w:after="20"/>
         <w:rPr>
-          <w:rFonts w:cs="Arial"/>
-          <w:sz w:val="24"/>
-          <w:szCs w:val="32"/>
+          <w:sz w:val="22"/>
         </w:rPr>
       </w:pPr>
       <w:r>
         <w:rPr>
-          <w:rFonts w:cs="Arial"/>
+          <w:sz w:val="22"/>
+        </w:rPr>
+        <w:tab/>
+      </w:r>
+    </w:p>
+    <w:p>
+      <w:pPr>
+        <w:spacing w:after="60"/>
+        <w:rPr>
           <w:color w:val="1F1F1F"/>
           <w:sz w:val="22"/>
-          <w:szCs w:val="32"/>
+        </w:rPr>
+      </w:pPr>
+      <w:r>
+        <w:rPr>
+          <w:noProof/>
+          <w:sz w:val="20"/>
+          <w:szCs w:val="20"/>
+        </w:rPr>
+        <w:drawing>
+          <wp:anchor distT="0" distB="0" distL="114300" distR="114300" simplePos="0" relativeHeight="251659264" behindDoc="0" locked="0" layoutInCell="1" allowOverlap="1" wp14:anchorId="38806E58" wp14:editId="3215F0F9">
+            <wp:simplePos x="0" y="0"/>
+            <wp:positionH relativeFrom="margin">
+              <wp:align>right</wp:align>
+            </wp:positionH>
+            <wp:positionV relativeFrom="paragraph">
+              <wp:posOffset>8890</wp:posOffset>
+            </wp:positionV>
+            <wp:extent cx="3742055" cy="1504315"/>
+            <wp:effectExtent l="0" t="0" r="0" b="635"/>
+            <wp:wrapSquare wrapText="bothSides"/>
+            <wp:docPr id="3" name="Picture 3"/>
+            <wp:cNvGraphicFramePr>
+              <a:graphicFrameLocks xmlns:a="http://schemas.openxmlformats.org/drawingml/2006/main" noChangeAspect="1"/>
+            </wp:cNvGraphicFramePr>
+            <a:graphic xmlns:a="http://schemas.openxmlformats.org/drawingml/2006/main">
+              <a:graphicData uri="http://schemas.openxmlformats.org/drawingml/2006/picture">
+                <pic:pic xmlns:pic="http://schemas.openxmlformats.org/drawingml/2006/picture">
+                  <pic:nvPicPr>
+                    <pic:cNvPr id="0" name="firma_kristian_upscaled.png"/>
+                    <pic:cNvPicPr/>
+                  </pic:nvPicPr>
+                  <pic:blipFill>
+                    <a:blip r:embed="rId8"/>
+                    <a:stretch>
+                      <a:fillRect/>
+                    </a:stretch>
+                  </pic:blipFill>
+                  <pic:spPr>
+                    <a:xfrm>
+                      <a:off x="0" y="0"/>
+                      <a:ext cx="3742055" cy="1504315"/>
+                    </a:xfrm>
+                    <a:prstGeom prst="rect">
+                      <a:avLst/>
+                    </a:prstGeom>
+                  </pic:spPr>
+                </pic:pic>
+              </a:graphicData>
+            </a:graphic>
+            <wp14:sizeRelH relativeFrom="margin">
+              <wp14:pctWidth>0</wp14:pctWidth>
+            </wp14:sizeRelH>
+            <wp14:sizeRelV relativeFrom="margin">
+              <wp14:pctHeight>0</wp14:pctHeight>
+            </wp14:sizeRelV>
+          </wp:anchor>
+        </w:drawing>
+      </w:r>
+      <w:r>
+        <w:rPr>
+          <w:color w:val="1F1F1F"/>
+          <w:sz w:val="22"/>
         </w:rPr>
         <w:t>Atentamente;</w:t>
       </w:r>
     </w:p>
     <w:p>
       <w:pPr>
+        <w:spacing w:after="60"/>
+        <w:rPr>
+          <w:color w:val="1F1F1F"/>
+          <w:sz w:val="22"/>
+        </w:rPr>
+      </w:pPr>
+    </w:p>
+    <w:p>
+      <w:pPr>
+        <w:spacing w:after="60"/>
+        <w:rPr>
+          <w:color w:val="1F1F1F"/>
+          <w:sz w:val="22"/>
+        </w:rPr>
+      </w:pPr>
+    </w:p>
+    <w:p>
+      <w:pPr>
+        <w:spacing w:after="60"/>
+        <w:rPr>
+          <w:color w:val="1F1F1F"/>
+          <w:sz w:val="22"/>
+        </w:rPr>
+      </w:pPr>
+    </w:p>
+    <w:p>
+      <w:pPr>
+        <w:spacing w:before="280" w:after="80"/>
+        <w:rPr>
+          <w:sz w:val="20"/>
+          <w:szCs w:val="20"/>
+        </w:rPr>
+      </w:pPr>
+      <w:r>
+        <w:rPr>
+          <w:color w:val="1F1F1F"/>
+          <w:sz w:val="20"/>
+          <w:szCs w:val="20"/>
+        </w:rPr>
+        <w:t>____________________________________</w:t>
+      </w:r>
+    </w:p>
+    <w:p>
+      <w:pPr>
         <w:spacing w:before="40" w:after="40"/>
+        <w:rPr>
+          <w:b/>
+          <w:bCs/>
+          <w:color w:val="1F1F1F"/>
+          <w:sz w:val="20"/>
+          <w:szCs w:val="20"/>
+        </w:rPr>
+      </w:pPr>
+      <w:r>
+        <w:rPr>
+          <w:b/>
+          <w:bCs/>
+          <w:color w:val="1F1F1F"/>
+          <w:sz w:val="20"/>
+          <w:szCs w:val="20"/>
+        </w:rPr>
+        <w:t>Ing. Kristian A. Castillo Oviedo</w:t>
+      </w:r>
+    </w:p>
+    <w:p>
+      <w:pPr>
+        <w:spacing w:before="40" w:after="40"/>
+        <w:rPr>
+          <w:b/>
+          <w:bCs/>
+          <w:sz w:val="20"/>
+          <w:szCs w:val="20"/>
+        </w:rPr>
+      </w:pPr>
+      <w:r>
+        <w:rPr>
+          <w:b/>
+          <w:bCs/>
+          <w:color w:val="1F1F1F"/>
+          <w:sz w:val="20"/>
+          <w:szCs w:val="20"/>
+        </w:rPr>
+        <w:t>Departamento de Catastro y Topografia.</w:t>
+      </w:r>
+    </w:p>
+    <w:p/>
+    <w:p>
+      <w:pPr>
         <w:rPr>
           <w:rFonts w:cs="Arial"/>
         </w:rPr>
       </w:pPr>
     </w:p>
-    <w:tbl>
-      <w:tblPr>
-        <w:tblW w:w="0" w:type="auto"/>
-        <w:jc w:val="center"/>
-        <w:tblBorders>
-          <w:top w:val="single" w:sz="8" w:space="0" w:color="244061" w:themeColor="accent1" w:themeShade="80"/>
-          <w:left w:val="single" w:sz="8" w:space="0" w:color="244061" w:themeColor="accent1" w:themeShade="80"/>
-          <w:bottom w:val="single" w:sz="8" w:space="0" w:color="244061" w:themeColor="accent1" w:themeShade="80"/>
-          <w:right w:val="single" w:sz="8" w:space="0" w:color="244061" w:themeColor="accent1" w:themeShade="80"/>
-          <w:insideH w:val="single" w:sz="8" w:space="0" w:color="244061" w:themeColor="accent1" w:themeShade="80"/>
-          <w:insideV w:val="single" w:sz="8" w:space="0" w:color="244061" w:themeColor="accent1" w:themeShade="80"/>
-        </w:tblBorders>
-        <w:tblLayout w:type="fixed"/>
-        <w:tblLook w:val="04A0" w:firstRow="1" w:lastRow="0" w:firstColumn="1" w:lastColumn="0" w:noHBand="0" w:noVBand="1"/>
-      </w:tblPr>
-      <w:tblGrid>
-        <w:gridCol w:w="5429"/>
-        <w:gridCol w:w="5429"/>
-      </w:tblGrid>
-      <w:tr>
-        <w:trPr>
-          <w:jc w:val="center"/>
-        </w:trPr>
-        <w:tc>
-          <w:tcPr>
-            <w:tcW w:w="5429" w:type="dxa"/>
-            <w:tcMar>
-              <w:top w:w="70" w:type="dxa"/>
-              <w:left w:w="90" w:type="dxa"/>
-              <w:bottom w:w="70" w:type="dxa"/>
-              <w:right w:w="90" w:type="dxa"/>
-            </w:tcMar>
-          </w:tcPr>
-          <w:p>
-            <w:pPr>
-              <w:jc w:val="center"/>
-              <w:rPr>
-                <w:rFonts w:cs="Arial"/>
-              </w:rPr>
-            </w:pPr>
-            <w:r>
-              <w:rPr>
-                <w:rFonts w:cs="Arial"/>
-                <w:noProof/>
-              </w:rPr>
-              <w:drawing>
-                <wp:inline distT="0" distB="0" distL="0" distR="0" wp14:anchorId="004D662A" wp14:editId="34550099">
-                  <wp:extent cx="2880360" cy="1076498"/>
-                  <wp:effectExtent l="0" t="0" r="0" b="0"/>
-                  <wp:docPr id="3" name="Picture 3"/>
-                  <wp:cNvGraphicFramePr>
-                    <a:graphicFrameLocks xmlns:a="http://schemas.openxmlformats.org/drawingml/2006/main" noChangeAspect="1"/>
-                  </wp:cNvGraphicFramePr>
-                  <a:graphic xmlns:a="http://schemas.openxmlformats.org/drawingml/2006/main">
-                    <a:graphicData uri="http://schemas.openxmlformats.org/drawingml/2006/picture">
-                      <pic:pic xmlns:pic="http://schemas.openxmlformats.org/drawingml/2006/picture">
-                        <pic:nvPicPr>
-                          <pic:cNvPr id="0" name="firma_kristian_upscaled.png"/>
-                          <pic:cNvPicPr/>
-                        </pic:nvPicPr>
-                        <pic:blipFill>
-                          <a:blip r:embed="rId8"/>
-                          <a:stretch>
-                            <a:fillRect/>
-                          </a:stretch>
-                        </pic:blipFill>
-                        <pic:spPr>
-                          <a:xfrm>
-                            <a:off x="0" y="0"/>
-                            <a:ext cx="2880360" cy="1076498"/>
-                          </a:xfrm>
-                          <a:prstGeom prst="rect">
-                            <a:avLst/>
-                          </a:prstGeom>
-                        </pic:spPr>
-                      </pic:pic>
-                    </a:graphicData>
-                  </a:graphic>
-                </wp:inline>
-              </w:drawing>
-            </w:r>
-          </w:p>
-        </w:tc>
-        <w:tc>
-          <w:tcPr>
-            <w:tcW w:w="5429" w:type="dxa"/>
-            <w:tcMar>
-              <w:top w:w="70" w:type="dxa"/>
-              <w:left w:w="90" w:type="dxa"/>
-              <w:bottom w:w="70" w:type="dxa"/>
-              <w:right w:w="90" w:type="dxa"/>
-            </w:tcMar>
-          </w:tcPr>
-          <w:p>
-            <w:pPr>
-              <w:spacing w:after="160"/>
-              <w:jc w:val="center"/>
-              <w:rPr>
-                <w:rFonts w:cs="Arial"/>
-                <w:b/>
-                <w:sz w:val="21"/>
-              </w:rPr>
-            </w:pPr>
-            <w:r>
-              <w:rPr>
-                <w:rFonts w:cs="Arial"/>
-                <w:b/>
-                <w:sz w:val="21"/>
-              </w:rPr>
-              <w:t>FIRMA</w:t>
-            </w:r>
-          </w:p>
-          <w:p>
-            <w:pPr>
-              <w:spacing w:after="160"/>
-              <w:rPr>
-                <w:rFonts w:cs="Arial"/>
-              </w:rPr>
-            </w:pPr>
-          </w:p>
-          <w:p>
-            <w:pPr>
-              <w:spacing w:before="280" w:after="80"/>
-              <w:jc w:val="center"/>
-              <w:rPr>
-                <w:rFonts w:cs="Arial"/>
-                <w:sz w:val="20"/>
-                <w:szCs w:val="24"/>
-              </w:rPr>
-            </w:pPr>
-            <w:r>
-              <w:rPr>
-                <w:rFonts w:cs="Arial"/>
-                <w:sz w:val="22"/>
-                <w:szCs w:val="24"/>
-              </w:rPr>
-              <w:t>________________________________________</w:t>
-            </w:r>
-          </w:p>
-          <w:p>
-            <w:pPr>
-              <w:jc w:val="center"/>
-              <w:rPr>
-                <w:rFonts w:cs="Arial"/>
-              </w:rPr>
-            </w:pPr>
-            <w:r>
-              <w:rPr>
-                <w:rFonts w:cs="Arial"/>
-                <w:szCs w:val="24"/>
-              </w:rPr>
-              <w:t xml:space="preserve">Topógrafo · Departamento de Catastro y </w:t>
-            </w:r>
-            <w:r>
-              <w:rPr>
-                <w:rFonts w:cs="Arial"/>
-                <w:szCs w:val="24"/>
-              </w:rPr>
-              <w:t>Topografia</w:t>
-            </w:r>
-            <w:r>
-              <w:rPr>
-                <w:rFonts w:cs="Arial"/>
-                <w:szCs w:val="24"/>
-              </w:rPr>
-              <w:t>.</w:t>
-            </w:r>
-          </w:p>
-        </w:tc>
-      </w:tr>
-    </w:tbl>
+    <w:p>
+      <w:pPr>
+        <w:rPr>
+          <w:rFonts w:cs="Arial"/>
+        </w:rPr>
+      </w:pPr>
+    </w:p>
     <w:p>
       <w:pPr>
         <w:rPr>
@@ -1081,7 +842,8 @@
                 <w:color w:val="FFFFFF" w:themeColor="background1"/>
                 <w:sz w:val="22"/>
               </w:rPr>
-              <w:t xml:space="preserve">● </w:t>
+              <w:lastRenderedPageBreak/>
+              <w:t xml:space="preserve"> </w:t>
             </w:r>
             <w:r>
               <w:rPr>
@@ -1122,15 +884,16 @@
               <w:spacing w:after="20" w:line="360" w:lineRule="auto"/>
               <w:rPr>
                 <w:rFonts w:cs="Arial"/>
+                <w:sz w:val="22"/>
               </w:rPr>
             </w:pPr>
             <w:r>
               <w:rPr>
                 <w:rFonts w:cs="Arial"/>
                 <w:color w:val="1F1F1F"/>
-                <w:sz w:val="17"/>
+                <w:sz w:val="22"/>
               </w:rPr>
-              <w:t>Nombre: _______________________________________________________________________   Cedula: ________________________</w:t>
+              <w:t>Nombre: _______________________________________________ Cedula: ________________________</w:t>
             </w:r>
           </w:p>
           <w:p>
@@ -1138,33 +901,48 @@
               <w:spacing w:after="20" w:line="360" w:lineRule="auto"/>
               <w:rPr>
                 <w:rFonts w:cs="Arial"/>
+                <w:sz w:val="22"/>
               </w:rPr>
             </w:pPr>
             <w:r>
               <w:rPr>
                 <w:rFonts w:cs="Arial"/>
                 <w:color w:val="1F1F1F"/>
-                <w:sz w:val="17"/>
+                <w:sz w:val="22"/>
               </w:rPr>
-              <w:t>Firma: _________________________________________________________________________   Fecha: ________________________</w:t>
+              <w:t>Firma: ___________________________________________</w:t>
+            </w:r>
+            <w:r>
+              <w:rPr>
+                <w:rFonts w:cs="Arial"/>
+                <w:color w:val="1F1F1F"/>
+                <w:sz w:val="22"/>
+              </w:rPr>
+              <w:t>_</w:t>
+            </w:r>
+            <w:r>
+              <w:rPr>
+                <w:rFonts w:cs="Arial"/>
+                <w:color w:val="1F1F1F"/>
+                <w:sz w:val="22"/>
+              </w:rPr>
+              <w:t>_____   Fecha: ________________________</w:t>
             </w:r>
           </w:p>
           <w:p>
             <w:pPr>
               <w:spacing w:line="360" w:lineRule="auto"/>
+              <w:jc w:val="both"/>
               <w:rPr>
                 <w:rFonts w:cs="Arial"/>
-                <w:b/>
                 <w:color w:val="C82128"/>
               </w:rPr>
             </w:pPr>
             <w:r>
               <w:rPr>
                 <w:rFonts w:cs="Arial"/>
-                <w:b/>
-                <w:bCs/>
                 <w:color w:val="1F1F1F"/>
-                <w:sz w:val="16"/>
+                <w:sz w:val="22"/>
               </w:rPr>
               <w:t>Para subsanar el trámite Se otorgan 10 días hábiles para solventar el defecto señalado. Caso contrario esta administración Tributaria procederá en dar por finalizado el proceso y se realizará el archivo de los expedientes correspondientes, de acuerdo con lo estipulado en el artículo N°39, capítulo IV, Decreto N°37045.</w:t>
             </w:r>
@@ -1183,7 +961,7 @@
       <w:headerReference w:type="default" r:id="rId9"/>
       <w:footerReference w:type="default" r:id="rId10"/>
       <w:pgSz w:w="12240" w:h="15840"/>
-      <w:pgMar w:top="504" w:right="691" w:bottom="504" w:left="691" w:header="283" w:footer="113" w:gutter="0"/>
+      <w:pgMar w:top="504" w:right="691" w:bottom="504" w:left="691" w:header="283" w:footer="28" w:gutter="0"/>
       <w:cols w:space="720"/>
       <w:docGrid w:linePitch="360"/>
     </w:sectPr>
@@ -1239,14 +1017,16 @@
             <w:bottom w:w="45" w:type="dxa"/>
             <w:right w:w="70" w:type="dxa"/>
           </w:tcMar>
+          <w:vAlign w:val="bottom"/>
         </w:tcPr>
         <w:p>
           <w:pPr>
             <w:spacing w:after="20"/>
             <w:jc w:val="center"/>
             <w:rPr>
-              <w:sz w:val="16"/>
-              <w:szCs w:val="24"/>
+              <w:rFonts w:cs="Arial"/>
+              <w:sz w:val="14"/>
+              <w:szCs w:val="14"/>
             </w:rPr>
           </w:pPr>
           <w:proofErr w:type="gramStart"/>
@@ -1254,29 +1034,34 @@
             <w:rPr>
               <w:rFonts w:ascii="Segoe UI Symbol" w:hAnsi="Segoe UI Symbol" w:cs="Segoe UI Symbol"/>
               <w:b/>
-              <w:sz w:val="16"/>
-              <w:szCs w:val="24"/>
+              <w:sz w:val="14"/>
+              <w:szCs w:val="14"/>
             </w:rPr>
             <w:t>☎</w:t>
           </w:r>
           <w:r>
             <w:rPr>
+              <w:rFonts w:cs="Arial"/>
               <w:b/>
-              <w:sz w:val="16"/>
-              <w:szCs w:val="24"/>
+              <w:sz w:val="14"/>
+              <w:szCs w:val="14"/>
             </w:rPr>
             <w:t xml:space="preserve">  4</w:t>
           </w:r>
           <w:r>
             <w:rPr>
-              <w:sz w:val="15"/>
+              <w:rFonts w:cs="Arial"/>
+              <w:sz w:val="14"/>
+              <w:szCs w:val="14"/>
             </w:rPr>
             <w:t>000</w:t>
           </w:r>
           <w:proofErr w:type="gramEnd"/>
           <w:r>
             <w:rPr>
-              <w:sz w:val="15"/>
+              <w:rFonts w:cs="Arial"/>
+              <w:sz w:val="14"/>
+              <w:szCs w:val="14"/>
             </w:rPr>
             <w:t>-6700 Ext.2029 / 2024</w:t>
           </w:r>
@@ -1291,32 +1076,53 @@
             <w:bottom w:w="45" w:type="dxa"/>
             <w:right w:w="70" w:type="dxa"/>
           </w:tcMar>
+          <w:vAlign w:val="bottom"/>
         </w:tcPr>
         <w:p>
           <w:pPr>
             <w:spacing w:after="20"/>
             <w:jc w:val="center"/>
             <w:rPr>
-              <w:sz w:val="16"/>
-              <w:szCs w:val="24"/>
+              <w:rFonts w:cs="Arial"/>
+              <w:sz w:val="14"/>
+              <w:szCs w:val="14"/>
             </w:rPr>
           </w:pPr>
           <w:r>
             <w:rPr>
               <w:rFonts w:ascii="Segoe UI Symbol" w:hAnsi="Segoe UI Symbol" w:cs="Segoe UI Symbol"/>
               <w:b/>
-              <w:sz w:val="16"/>
-              <w:szCs w:val="24"/>
+              <w:sz w:val="14"/>
+              <w:szCs w:val="14"/>
             </w:rPr>
             <w:t>✉</w:t>
           </w:r>
           <w:r>
             <w:rPr>
+              <w:rFonts w:cs="Arial"/>
               <w:b/>
-              <w:sz w:val="16"/>
-              <w:szCs w:val="24"/>
+              <w:sz w:val="14"/>
+              <w:szCs w:val="14"/>
             </w:rPr>
-            <w:t xml:space="preserve"> Departamento De Catastro Y Topografia</w:t>
+            <w:t xml:space="preserve"> Departamento De Catastro </w:t>
+          </w:r>
+          <w:r>
+            <w:rPr>
+              <w:rFonts w:cs="Arial"/>
+              <w:b/>
+              <w:sz w:val="14"/>
+              <w:szCs w:val="14"/>
+            </w:rPr>
+            <w:t>y</w:t>
+          </w:r>
+          <w:r>
+            <w:rPr>
+              <w:rFonts w:cs="Arial"/>
+              <w:b/>
+              <w:sz w:val="14"/>
+              <w:szCs w:val="14"/>
+            </w:rPr>
+            <w:t xml:space="preserve"> Topografia</w:t>
           </w:r>
         </w:p>
       </w:tc>
@@ -1329,39 +1135,43 @@
             <w:bottom w:w="45" w:type="dxa"/>
             <w:right w:w="70" w:type="dxa"/>
           </w:tcMar>
+          <w:vAlign w:val="bottom"/>
         </w:tcPr>
         <w:p>
           <w:pPr>
             <w:spacing w:after="20"/>
             <w:jc w:val="center"/>
             <w:rPr>
-              <w:sz w:val="16"/>
-              <w:szCs w:val="24"/>
+              <w:rFonts w:cs="Arial"/>
+              <w:sz w:val="14"/>
+              <w:szCs w:val="14"/>
             </w:rPr>
           </w:pPr>
           <w:r>
             <w:rPr>
               <w:rFonts w:ascii="Segoe UI Emoji" w:hAnsi="Segoe UI Emoji" w:cs="Segoe UI Emoji"/>
               <w:b/>
-              <w:sz w:val="16"/>
-              <w:szCs w:val="24"/>
+              <w:sz w:val="14"/>
+              <w:szCs w:val="14"/>
             </w:rPr>
             <w:t>🌐</w:t>
           </w:r>
           <w:r>
             <w:rPr>
+              <w:rFonts w:cs="Arial"/>
               <w:b/>
-              <w:sz w:val="16"/>
-              <w:szCs w:val="24"/>
+              <w:sz w:val="14"/>
+              <w:szCs w:val="14"/>
             </w:rPr>
             <w:t xml:space="preserve"> </w:t>
           </w:r>
           <w:proofErr w:type="spellStart"/>
           <w:r>
             <w:rPr>
+              <w:rFonts w:cs="Arial"/>
               <w:b/>
-              <w:sz w:val="16"/>
-              <w:szCs w:val="24"/>
+              <w:sz w:val="14"/>
+              <w:szCs w:val="14"/>
             </w:rPr>
             <w:t>www.sarapiqui.go.cr</w:t>
           </w:r>
@@ -1771,57 +1581,7 @@
               <w:sz w:val="16"/>
               <w:szCs w:val="20"/>
             </w:rPr>
-            <w:t>MS</w:t>
-          </w:r>
-          <w:r>
-            <w:rPr>
-              <w:rFonts w:eastAsia="Arial"/>
-              <w:b/>
-              <w:color w:val="FFFFFF"/>
-              <w:sz w:val="16"/>
-              <w:szCs w:val="20"/>
-            </w:rPr>
-            <w:t>-V</w:t>
-          </w:r>
-          <w:r>
-            <w:rPr>
-              <w:rFonts w:eastAsia="Arial"/>
-              <w:b/>
-              <w:color w:val="FFFFFF"/>
-              <w:sz w:val="16"/>
-              <w:szCs w:val="20"/>
-            </w:rPr>
-            <w:t>D</w:t>
-          </w:r>
-          <w:r>
-            <w:rPr>
-              <w:rFonts w:eastAsia="Arial"/>
-              <w:b/>
-              <w:color w:val="FFFFFF"/>
-              <w:sz w:val="16"/>
-              <w:szCs w:val="20"/>
-            </w:rPr>
-            <w:t>C</w:t>
-          </w:r>
-          <w:r>
-            <w:rPr>
-              <w:rFonts w:eastAsia="Arial"/>
-              <w:b/>
-              <w:color w:val="FFFFFF"/>
-              <w:sz w:val="16"/>
-              <w:szCs w:val="20"/>
-            </w:rPr>
-            <w:t>T-</w:t>
-          </w:r>
-          <w:r>
-            <w:rPr>
-              <w:rFonts w:eastAsia="Arial"/>
-              <w:b/>
-              <w:color w:val="FFFFFF"/>
-              <w:sz w:val="16"/>
-              <w:szCs w:val="20"/>
-            </w:rPr>
-            <w:t>01-2026</w:t>
+            <w:t>0</w:t>
           </w:r>
           <w:r>
             <w:rPr>
@@ -1847,6 +1607,160 @@
       <w:rPr>
         <w:noProof/>
       </w:rPr>
+      <mc:AlternateContent>
+        <mc:Choice Requires="wps">
+          <w:drawing>
+            <wp:anchor distT="0" distB="0" distL="114300" distR="114300" simplePos="0" relativeHeight="251657728" behindDoc="1" locked="0" layoutInCell="1" allowOverlap="1" wp14:anchorId="48016143" wp14:editId="0CCCA4C9">
+              <wp:simplePos x="0" y="0"/>
+              <wp:positionH relativeFrom="column">
+                <wp:align>center</wp:align>
+              </wp:positionH>
+              <wp:positionV relativeFrom="paragraph">
+                <wp:align>center</wp:align>
+              </wp:positionV>
+              <wp:extent cx="5943600" cy="5943600"/>
+              <wp:effectExtent l="771525" t="723900" r="104775" b="76200"/>
+              <wp:wrapNone/>
+              <wp:docPr id="1620148725" name="Cuadro de texto 2"/>
+              <wp:cNvGraphicFramePr>
+                <a:graphicFrameLocks xmlns:a="http://schemas.openxmlformats.org/drawingml/2006/main"/>
+              </wp:cNvGraphicFramePr>
+              <a:graphic xmlns:a="http://schemas.openxmlformats.org/drawingml/2006/main">
+                <a:graphicData uri="http://schemas.microsoft.com/office/word/2010/wordprocessingShape">
+                  <wps:wsp>
+                    <wps:cNvSpPr txBox="1">
+                      <a:spLocks noChangeArrowheads="1" noChangeShapeType="1" noTextEdit="1"/>
+                    </wps:cNvSpPr>
+                    <wps:spPr bwMode="auto">
+                      <a:xfrm rot="18900000">
+                        <a:off x="0" y="0"/>
+                        <a:ext cx="5943600" cy="5943600"/>
+                      </a:xfrm>
+                      <a:prstGeom prst="rect">
+                        <a:avLst/>
+                      </a:prstGeom>
+                      <a:extLst>
+                        <a:ext uri="{91240B29-F687-4F45-9708-019B960494DF}">
+                          <a14:hiddenLine xmlns:a14="http://schemas.microsoft.com/office/drawing/2010/main" w="9525">
+                            <a:solidFill>
+                              <a:srgbClr val="000000"/>
+                            </a:solidFill>
+                            <a:round/>
+                            <a:headEnd/>
+                            <a:tailEnd/>
+                          </a14:hiddenLine>
+                        </a:ext>
+                      </a:extLst>
+                    </wps:spPr>
+                    <wps:txbx>
+                      <w:txbxContent>
+                        <w:p>
+                          <w:pPr>
+                            <w:jc w:val="center"/>
+                            <w:rPr>
+                              <w:rFonts w:ascii="Calibri" w:hAnsi="Calibri" w:cs="Calibri"/>
+                              <w:color w:val="C0C0C0"/>
+                              <w:sz w:val="2"/>
+                              <w:szCs w:val="2"/>
+                              <w14:textFill>
+                                <w14:solidFill>
+                                  <w14:srgbClr w14:val="C0C0C0">
+                                    <w14:alpha w14:val="85000"/>
+                                  </w14:srgbClr>
+                                </w14:solidFill>
+                              </w14:textFill>
+                            </w:rPr>
+                          </w:pPr>
+                          <w:r>
+                            <w:rPr>
+                              <w:rFonts w:ascii="Calibri" w:hAnsi="Calibri" w:cs="Calibri"/>
+                              <w:color w:val="C0C0C0"/>
+                              <w:sz w:val="2"/>
+                              <w:szCs w:val="2"/>
+                              <w14:textFill>
+                                <w14:solidFill>
+                                  <w14:srgbClr w14:val="C0C0C0">
+                                    <w14:alpha w14:val="85000"/>
+                                  </w14:srgbClr>
+                                </w14:solidFill>
+                              </w14:textFill>
+                            </w:rPr>
+                            <w:t>MUESTRA - VISTA PREVIA</w:t>
+                          </w:r>
+                        </w:p>
+                      </w:txbxContent>
+                    </wps:txbx>
+                    <wps:bodyPr wrap="square" numCol="1" fromWordArt="1">
+                      <a:prstTxWarp prst="textPlain">
+                        <a:avLst>
+                          <a:gd name="adj" fmla="val 50000"/>
+                        </a:avLst>
+                      </a:prstTxWarp>
+                      <a:spAutoFit/>
+                    </wps:bodyPr>
+                  </wps:wsp>
+                </a:graphicData>
+              </a:graphic>
+              <wp14:sizeRelH relativeFrom="page">
+                <wp14:pctWidth>0</wp14:pctWidth>
+              </wp14:sizeRelH>
+              <wp14:sizeRelV relativeFrom="page">
+                <wp14:pctHeight>0</wp14:pctHeight>
+              </wp14:sizeRelV>
+            </wp:anchor>
+          </w:drawing>
+        </mc:Choice>
+        <mc:Fallback>
+          <w:pict>
+            <v:shapetype w14:anchorId="48016143" id="_x0000_t202" coordsize="21600,21600" o:spt="202" path="m,l,21600r21600,l21600,xe">
+              <v:stroke joinstyle="miter"/>
+              <v:path gradientshapeok="t" o:connecttype="rect"/>
+            </v:shapetype>
+            <v:shape id="Cuadro de texto 2" o:spid="_x0000_s1026" type="#_x0000_t202" style="position:absolute;margin-left:0;margin-top:0;width:468pt;height:468pt;rotation:-45;z-index:-251658752;visibility:visible;mso-wrap-style:square;mso-width-percent:0;mso-height-percent:0;mso-wrap-distance-left:9pt;mso-wrap-distance-top:0;mso-wrap-distance-right:9pt;mso-wrap-distance-bottom:0;mso-position-horizontal:center;mso-position-horizontal-relative:text;mso-position-vertical:center;mso-position-vertical-relative:text;mso-width-percent:0;mso-height-percent:0;mso-width-relative:page;mso-height-relative:page;v-text-anchor:top" o:gfxdata="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" filled="f" stroked="f">
+              <v:stroke joinstyle="round"/>
+              <o:lock v:ext="edit" shapetype="t"/>
+              <v:textbox style="mso-fit-shape-to-text:t">
+                <w:txbxContent>
+                  <w:p>
+                    <w:pPr>
+                      <w:jc w:val="center"/>
+                      <w:rPr>
+                        <w:rFonts w:ascii="Calibri" w:hAnsi="Calibri" w:cs="Calibri"/>
+                        <w:color w:val="C0C0C0"/>
+                        <w:sz w:val="2"/>
+                        <w:szCs w:val="2"/>
+                        <w14:textFill>
+                          <w14:solidFill>
+                            <w14:srgbClr w14:val="C0C0C0">
+                              <w14:alpha w14:val="85000"/>
+                            </w14:srgbClr>
+                          </w14:solidFill>
+                        </w14:textFill>
+                      </w:rPr>
+                    </w:pPr>
+                    <w:r>
+                      <w:rPr>
+                        <w:rFonts w:ascii="Calibri" w:hAnsi="Calibri" w:cs="Calibri"/>
+                        <w:color w:val="C0C0C0"/>
+                        <w:sz w:val="2"/>
+                        <w:szCs w:val="2"/>
+                        <w14:textFill>
+                          <w14:solidFill>
+                            <w14:srgbClr w14:val="C0C0C0">
+                              <w14:alpha w14:val="85000"/>
+                            </w14:srgbClr>
+                          </w14:solidFill>
+                        </w14:textFill>
+                      </w:rPr>
+                      <w:t>MUESTRA - VISTA PREVIA</w:t>
+                    </w:r>
+                  </w:p>
+                </w:txbxContent>
+              </v:textbox>
+            </v:shape>
+          </w:pict>
+        </mc:Fallback>
+      </mc:AlternateContent>
     </w:r>
   </w:p>
 </w:hdr>
@@ -2025,6 +1939,181 @@
       </w:rPr>
     </w:lvl>
   </w:abstractNum>
+  <w:abstractNum w:abstractNumId="9" w15:restartNumberingAfterBreak="0">
+    <w:nsid w:val="542B4595"/>
+    <w:multiLevelType w:val="hybridMultilevel"/>
+    <w:tmpl w:val="2B4455AA"/>
+    <w:lvl w:ilvl="0" w:tplc="140A000F">
+      <w:start w:val="1"/>
+      <w:numFmt w:val="decimal"/>
+      <w:lvlText w:val="%1."/>
+      <w:lvlJc w:val="left"/>
+      <w:pPr>
+        <w:ind w:left="720" w:hanging="360"/>
+      </w:pPr>
+    </w:lvl>
+    <w:lvl w:ilvl="1" w:tplc="140A0019" w:tentative="1">
+      <w:start w:val="1"/>
+      <w:numFmt w:val="lowerLetter"/>
+      <w:lvlText w:val="%2."/>
+      <w:lvlJc w:val="left"/>
+      <w:pPr>
+        <w:ind w:left="1440" w:hanging="360"/>
+      </w:pPr>
+    </w:lvl>
+    <w:lvl w:ilvl="2" w:tplc="140A001B" w:tentative="1">
+      <w:start w:val="1"/>
+      <w:numFmt w:val="lowerRoman"/>
+      <w:lvlText w:val="%3."/>
+      <w:lvlJc w:val="right"/>
+      <w:pPr>
+        <w:ind w:left="2160" w:hanging="180"/>
+      </w:pPr>
+    </w:lvl>
+    <w:lvl w:ilvl="3" w:tplc="140A000F" w:tentative="1">
+      <w:start w:val="1"/>
+      <w:numFmt w:val="decimal"/>
+      <w:lvlText w:val="%4."/>
+      <w:lvlJc w:val="left"/>
+      <w:pPr>
+        <w:ind w:left="2880" w:hanging="360"/>
+      </w:pPr>
+    </w:lvl>
+    <w:lvl w:ilvl="4" w:tplc="140A0019" w:tentative="1">
+      <w:start w:val="1"/>
+      <w:numFmt w:val="lowerLetter"/>
+      <w:lvlText w:val="%5."/>
+      <w:lvlJc w:val="left"/>
+      <w:pPr>
+        <w:ind w:left="3600" w:hanging="360"/>
+      </w:pPr>
+    </w:lvl>
+    <w:lvl w:ilvl="5" w:tplc="140A001B" w:tentative="1">
+      <w:start w:val="1"/>
+      <w:numFmt w:val="lowerRoman"/>
+      <w:lvlText w:val="%6."/>
+      <w:lvlJc w:val="right"/>
+      <w:pPr>
+        <w:ind w:left="4320" w:hanging="180"/>
+      </w:pPr>
+    </w:lvl>
+    <w:lvl w:ilvl="6" w:tplc="140A000F" w:tentative="1">
+      <w:start w:val="1"/>
+      <w:numFmt w:val="decimal"/>
+      <w:lvlText w:val="%7."/>
+      <w:lvlJc w:val="left"/>
+      <w:pPr>
+        <w:ind w:left="5040" w:hanging="360"/>
+      </w:pPr>
+    </w:lvl>
+    <w:lvl w:ilvl="7" w:tplc="140A0019" w:tentative="1">
+      <w:start w:val="1"/>
+      <w:numFmt w:val="lowerLetter"/>
+      <w:lvlText w:val="%8."/>
+      <w:lvlJc w:val="left"/>
+      <w:pPr>
+        <w:ind w:left="5760" w:hanging="360"/>
+      </w:pPr>
+    </w:lvl>
+    <w:lvl w:ilvl="8" w:tplc="140A001B" w:tentative="1">
+      <w:start w:val="1"/>
+      <w:numFmt w:val="lowerRoman"/>
+      <w:lvlText w:val="%9."/>
+      <w:lvlJc w:val="right"/>
+      <w:pPr>
+        <w:ind w:left="6480" w:hanging="180"/>
+      </w:pPr>
+    </w:lvl>
+  </w:abstractNum>
+  <w:abstractNum w:abstractNumId="10" w15:restartNumberingAfterBreak="0">
+    <w:nsid w:val="6830394D"/>
+    <w:multiLevelType w:val="hybridMultilevel"/>
+    <w:tmpl w:val="C2F0F472"/>
+    <w:lvl w:ilvl="0" w:tplc="140A000F">
+      <w:start w:val="1"/>
+      <w:numFmt w:val="decimal"/>
+      <w:lvlText w:val="%1."/>
+      <w:lvlJc w:val="left"/>
+      <w:pPr>
+        <w:ind w:left="720" w:hanging="360"/>
+      </w:pPr>
+      <w:rPr>
+        <w:rFonts w:hint="default"/>
+      </w:rPr>
+    </w:lvl>
+    <w:lvl w:ilvl="1" w:tplc="140A0019" w:tentative="1">
+      <w:start w:val="1"/>
+      <w:numFmt w:val="lowerLetter"/>
+      <w:lvlText w:val="%2."/>
+      <w:lvlJc w:val="left"/>
+      <w:pPr>
+        <w:ind w:left="1440" w:hanging="360"/>
+      </w:pPr>
+    </w:lvl>
+    <w:lvl w:ilvl="2" w:tplc="140A001B" w:tentative="1">
+      <w:start w:val="1"/>
+      <w:numFmt w:val="lowerRoman"/>
+      <w:lvlText w:val="%3."/>
+      <w:lvlJc w:val="right"/>
+      <w:pPr>
+        <w:ind w:left="2160" w:hanging="180"/>
+      </w:pPr>
+    </w:lvl>
+    <w:lvl w:ilvl="3" w:tplc="140A000F" w:tentative="1">
+      <w:start w:val="1"/>
+      <w:numFmt w:val="decimal"/>
+      <w:lvlText w:val="%4."/>
+      <w:lvlJc w:val="left"/>
+      <w:pPr>
+        <w:ind w:left="2880" w:hanging="360"/>
+      </w:pPr>
+    </w:lvl>
+    <w:lvl w:ilvl="4" w:tplc="140A0019" w:tentative="1">
+      <w:start w:val="1"/>
+      <w:numFmt w:val="lowerLetter"/>
+      <w:lvlText w:val="%5."/>
+      <w:lvlJc w:val="left"/>
+      <w:pPr>
+        <w:ind w:left="3600" w:hanging="360"/>
+      </w:pPr>
+    </w:lvl>
+    <w:lvl w:ilvl="5" w:tplc="140A001B" w:tentative="1">
+      <w:start w:val="1"/>
+      <w:numFmt w:val="lowerRoman"/>
+      <w:lvlText w:val="%6."/>
+      <w:lvlJc w:val="right"/>
+      <w:pPr>
+        <w:ind w:left="4320" w:hanging="180"/>
+      </w:pPr>
+    </w:lvl>
+    <w:lvl w:ilvl="6" w:tplc="140A000F" w:tentative="1">
+      <w:start w:val="1"/>
+      <w:numFmt w:val="decimal"/>
+      <w:lvlText w:val="%7."/>
+      <w:lvlJc w:val="left"/>
+      <w:pPr>
+        <w:ind w:left="5040" w:hanging="360"/>
+      </w:pPr>
+    </w:lvl>
+    <w:lvl w:ilvl="7" w:tplc="140A0019" w:tentative="1">
+      <w:start w:val="1"/>
+      <w:numFmt w:val="lowerLetter"/>
+      <w:lvlText w:val="%8."/>
+      <w:lvlJc w:val="left"/>
+      <w:pPr>
+        <w:ind w:left="5760" w:hanging="360"/>
+      </w:pPr>
+    </w:lvl>
+    <w:lvl w:ilvl="8" w:tplc="140A001B" w:tentative="1">
+      <w:start w:val="1"/>
+      <w:numFmt w:val="lowerRoman"/>
+      <w:lvlText w:val="%9."/>
+      <w:lvlJc w:val="right"/>
+      <w:pPr>
+        <w:ind w:left="6480" w:hanging="180"/>
+      </w:pPr>
+    </w:lvl>
+  </w:abstractNum>
   <w:num w:numId="1" w16cid:durableId="1824273277">
     <w:abstractNumId w:val="8"/>
   </w:num>
@@ -2051,6 +2140,12 @@
   </w:num>
   <w:num w:numId="9" w16cid:durableId="1866092373">
     <w:abstractNumId w:val="0"/>
+  </w:num>
+  <w:num w:numId="10" w16cid:durableId="1629386788">
+    <w:abstractNumId w:val="9"/>
+  </w:num>
+  <w:num w:numId="11" w16cid:durableId="1082487777">
+    <w:abstractNumId w:val="10"/>
   </w:num>
 </w:numbering>
 </file>
@@ -2444,7 +2539,7 @@
   <w:style w:type="paragraph" w:default="1" w:styleId="Normal">
     <w:name w:val="Normal"/>
     <w:qFormat/>
-    <w:rsid w:val="00FC693F"/>
+    <w:rsid w:val="00C26AC9"/>
     <w:pPr>
       <w:spacing w:after="0" w:line="240" w:lineRule="auto"/>
     </w:pPr>
@@ -2666,7 +2761,6 @@
   <w:style w:type="character" w:default="1" w:styleId="Fuentedeprrafopredeter">
     <w:name w:val="Default Paragraph Font"/>
     <w:uiPriority w:val="1"/>
-    <w:semiHidden/>
     <w:unhideWhenUsed/>
   </w:style>
   <w:style w:type="table" w:default="1" w:styleId="Tablanormal">
